--- a/supplementary/highlights.docx
+++ b/supplementary/highlights.docx
@@ -3,10 +3,6 @@
 <w:document xmlns:wpc="http://schemas.microsoft.com/office/word/2010/wordprocessingCanvas" xmlns:mo="http://schemas.microsoft.com/office/mac/office/2008/main" xmlns:mc="http://schemas.openxmlformats.org/markup-compatibility/2006" xmlns:mv="urn:schemas-microsoft-com:mac:vml" xmlns:o="urn:schemas-microsoft-com:office:office" xmlns:r="http://schemas.openxmlformats.org/officeDocument/2006/relationships" xmlns:m="http://schemas.openxmlformats.org/officeDocument/2006/math" xmlns:v="urn:schemas-microsoft-com:vml" xmlns:wp14="http://schemas.microsoft.com/office/word/2010/wordprocessingDrawing" xmlns:wp="http://schemas.openxmlformats.org/drawingml/2006/wordprocessingDrawing" xmlns:w10="urn:schemas-microsoft-com:office:word" xmlns:w="http://schemas.openxmlformats.org/wordprocessingml/2006/main" xmlns:w14="http://schemas.microsoft.com/office/word/2010/wordml" xmlns:wpg="http://schemas.microsoft.com/office/word/2010/wordprocessingGroup" xmlns:wpi="http://schemas.microsoft.com/office/word/2010/wordprocessingInk" xmlns:wne="http://schemas.microsoft.com/office/word/2006/wordml" xmlns:wps="http://schemas.microsoft.com/office/word/2010/wordprocessingShape" mc:Ignorable="w14 wp14">
   <w:body>
     <w:p>
-      <w:pPr>
-        <w:spacing w:after="360"/>
-        <w:jc w:val="center"/>
-      </w:pPr>
       <w:r>
         <w:rPr>
           <w:b/>
@@ -24,7 +20,7 @@
           <w:rFonts w:ascii="Times New Roman" w:hAnsi="Times New Roman"/>
           <w:sz w:val="24"/>
         </w:rPr>
-        <w:t>Fracture-conforming PEBI grids achieve 97.1% K-orthogonality for shale oil simulation</w:t>
+        <w:t>Fracture-conforming PEBI grids achieve 97.1% K-orthogonality; near-fracture pressure error 0.31% at 1 m (53-83% improvement over EDFM and Cartesian LGR).</w:t>
       </w:r>
     </w:p>
     <w:p>
@@ -36,7 +32,7 @@
           <w:rFonts w:ascii="Times New Roman" w:hAnsi="Times New Roman"/>
           <w:sz w:val="24"/>
         </w:rPr>
-        <w:t>CPR–SA-AMG reduces GMRES iterations from 312 to 21, cutting solve time by 72.7%</w:t>
+        <w:t>CPR-SA-AMG preconditioner reduces GMRES iterations from 312 to 21, yielding a 72.7% reduction in linear-solve time.</w:t>
       </w:r>
     </w:p>
     <w:p>
@@ -48,7 +44,7 @@
           <w:rFonts w:ascii="Times New Roman" w:hAnsi="Times New Roman"/>
           <w:sz w:val="24"/>
         </w:rPr>
-        <w:t>Non-blocking MPI overlaps 73% communication, sustaining 82% efficiency to 512 cores</w:t>
+        <w:t>Non-blocking MPI communication achieves 73% overlap efficiency; 82.0% strong-scaling and 91.3% weak-scaling efficiency at 512 cores.</w:t>
       </w:r>
     </w:p>
     <w:p>
@@ -60,7 +56,7 @@
           <w:rFonts w:ascii="Times New Roman" w:hAnsi="Times New Roman"/>
           <w:sz w:val="24"/>
         </w:rPr>
-        <w:t>DFN Monte Carlo: PEBI spectral conditioning proxy rises 6.3× slower than standard grids</w:t>
+        <w:t>DFN Monte Carlo ensemble (n=25, 1,247 fractures): spectral conditioning proxy rises only 2.94x vs 18.6x for unstructured grids; oil recovery increases 21.8 +/- 4.3%.</w:t>
       </w:r>
     </w:p>
     <w:p>
@@ -72,7 +68,7 @@
           <w:rFonts w:ascii="Times New Roman" w:hAnsi="Times New Roman"/>
           <w:sz w:val="24"/>
         </w:rPr>
-        <w:t>SPE 10: PEBI matches 1.12M-cell reference to 0.93% cumulative oil with half the cells</w:t>
+        <w:t>SPE 10 benchmark: permeability-informed PEBI mesh (0.52M cells) tracks 1.12M-cell reference within 0.93% cumulative oil deviation.</w:t>
       </w:r>
     </w:p>
     <w:sectPr>
@@ -448,9 +444,6 @@
     <w:name w:val="Normal"/>
     <w:qFormat/>
     <w:rsid w:val="00FC693F"/>
-    <w:pPr>
-      <w:spacing w:after="160"/>
-    </w:pPr>
     <w:rPr>
       <w:rFonts w:ascii="Times New Roman" w:hAnsi="Times New Roman"/>
       <w:sz w:val="24"/>
